--- a/docs/REPAIR01_20260823/orders/RPR-02_v2.3.docx
+++ b/docs/REPAIR01_20260823/orders/RPR-02_v2.3.docx
@@ -595,7 +595,7 @@
           <w:szCs w:val="21"/>
           <w:rtl/>
         </w:rPr>
-        <w:t xml:space="preserve">وأعدتُ القياس على الرموز القانونية الاثنين والعشرين، فتبيّن أن الجدول المدموج كان يكذب في الاتجاهين لا في اتجاه واحد:</w:t>
+        <w:t xml:space="preserve">وأعدتُ القياس على الرموز المعيارية الاثنين والعشرين، فتبيّن أن الجدول المدموج كان يكذب في الاتجاهين لا في اتجاه واحد:</w:t>
       </w:r>
     </w:p>
     <w:p>
@@ -827,6 +827,44 @@
         <w:t xml:space="preserve">والفصل مقصود: خلط المهمّتين يجعل «مئة بالمئة» في إحداهما يُقرأ اكتمالًا للنظام كله، وهو ما يمنعه دستورنا.</w:t>
       </w:r>
     </w:p>
+    <w:p>
+      <w:pPr>
+        <w:bidi/>
+        <w:spacing w:after="120" w:line="300"/>
+        <w:jc w:val="both"/>
+      </w:pPr>
+      <w:r>
+        <w:rPr>
+          <w:rFonts w:ascii="Segoe UI" w:cs="Segoe UI" w:eastAsia="Segoe UI" w:hAnsi="Segoe UI"/>
+          <w:b/>
+          <w:bCs/>
+          <w:sz w:val="21"/>
+          <w:szCs w:val="21"/>
+          <w:rtl/>
+        </w:rPr>
+        <w:t xml:space="preserve">والحدّ الفاصل بينهما نصًّا: </w:t>
+      </w:r>
+      <w:r>
+        <w:rPr>
+          <w:rFonts w:ascii="Segoe UI" w:cs="Segoe UI" w:eastAsia="Segoe UI" w:hAnsi="Segoe UI"/>
+          <w:sz w:val="21"/>
+          <w:szCs w:val="21"/>
+          <w:rtl/>
+        </w:rPr>
+        <w:t xml:space="preserve">هذا الأمر يُثبت صحة ارتباط الشاشة بالمحركات الحاكمة — أنها تستدعي الحارس الصحيح، وأن انتقالها مربوطٌ بمحرك الحالة، وأن خطّاف الحدث موجود، وأن مرجع مصدرها صحيح، وأن اختبارها السالب المحليّ يعمل. </w:t>
+      </w:r>
+      <w:r>
+        <w:rPr>
+          <w:rFonts w:ascii="Segoe UI" w:cs="Segoe UI" w:eastAsia="Segoe UI" w:hAnsi="Segoe UI"/>
+          <w:b/>
+          <w:bCs/>
+          <w:sz w:val="21"/>
+          <w:szCs w:val="21"/>
+          <w:rtl/>
+        </w:rPr>
+        <w:t xml:space="preserve">ولا يُعدّ ذلك إثباتًا لفعالية المحرك المؤسسي نفسه — وذاك في RPR-03: أن قرار الصلاحية موحَّدٌ ونافذ · وأن الرابط المباشر لا يلتفّ عليه · وأن الحدث يبلغ مستهلكه فيُحدث أثره · وأن الرحلة العابرة تنجح.</w:t>
+      </w:r>
+    </w:p>
     <w:tbl>
       <w:tblPr>
         <w:bidiVisual/>
@@ -1163,7 +1201,7 @@
                 <w:szCs w:val="15"/>
                 <w:rtl/>
               </w:rPr>
-              <w:t xml:space="preserve">آلة الحالة والاختبار السالب لكل شاشة</w:t>
+              <w:t xml:space="preserve">آلة الحالة والاختبار السالب المحليّ للشاشة</w:t>
             </w:r>
           </w:p>
         </w:tc>
@@ -1190,7 +1228,7 @@
                 <w:szCs w:val="15"/>
                 <w:rtl/>
               </w:rPr>
-              <w:t xml:space="preserve">الرحلات البشرية الست كاملة بين الإدارات</w:t>
+              <w:t xml:space="preserve">فعالية المحرك المؤسسي والرحلات العابرة</w:t>
             </w:r>
           </w:p>
         </w:tc>
@@ -12713,6 +12751,44 @@
     </w:p>
     <w:p>
       <w:pPr>
+        <w:bidi/>
+        <w:spacing w:after="120" w:line="300"/>
+        <w:jc w:val="both"/>
+      </w:pPr>
+      <w:r>
+        <w:rPr>
+          <w:rFonts w:ascii="Segoe UI" w:cs="Segoe UI" w:eastAsia="Segoe UI" w:hAnsi="Segoe UI"/>
+          <w:b/>
+          <w:bCs/>
+          <w:sz w:val="21"/>
+          <w:szCs w:val="21"/>
+          <w:rtl/>
+        </w:rPr>
+        <w:t xml:space="preserve">وملكية هذا العمل هنا لا في RPR-03: </w:t>
+      </w:r>
+      <w:r>
+        <w:rPr>
+          <w:rFonts w:ascii="Segoe UI" w:cs="Segoe UI" w:eastAsia="Segoe UI" w:hAnsi="Segoe UI"/>
+          <w:sz w:val="21"/>
+          <w:szCs w:val="21"/>
+          <w:rtl/>
+        </w:rPr>
+        <w:t xml:space="preserve">هذا الأمر يملك إنشاء البوابة وتسوية الهجرات التاريخية، لأنهما شرطٌ آمنٌ لبناء الشاشات وتصحيحها. </w:t>
+      </w:r>
+      <w:r>
+        <w:rPr>
+          <w:rFonts w:ascii="Segoe UI" w:cs="Segoe UI" w:eastAsia="Segoe UI" w:hAnsi="Segoe UI"/>
+          <w:b/>
+          <w:bCs/>
+          <w:sz w:val="21"/>
+          <w:szCs w:val="21"/>
+          <w:rtl/>
+        </w:rPr>
+        <w:t xml:space="preserve">وRPR-03 لا يعيده إذا أُغلق بالدليل — يتحقّق أنه بقي مغلقًا على مقامه الجديد ويستعمله في التثبيت من الصفر والاستعادة، ولا يُعاد فتحه إلا بانحدارٍ مقيس.</w:t>
+      </w:r>
+    </w:p>
+    <w:p>
+      <w:pPr>
         <w:pStyle w:val="Heading1"/>
         <w:bidi/>
         <w:spacing w:after="140" w:before="320"/>
@@ -16548,7 +16624,7 @@
           <w:szCs w:val="21"/>
           <w:rtl/>
         </w:rPr>
-        <w:t xml:space="preserve">ملخّص لكل رمز قانوني: مطابق · فرق ترتيب · فرق مجموعة · فرق حبّة · فرق حقول · مخالفة ملكية.</w:t>
+        <w:t xml:space="preserve">ملخّص لكل رمز نطاقٍ وملكية: مطابق · فرق ترتيب · فرق مجموعة · فرق حبّة · فرق حقول · مخالفة ملكية.</w:t>
       </w:r>
     </w:p>
     <w:p>
@@ -16653,7 +16729,7 @@
           <w:szCs w:val="21"/>
           <w:rtl/>
         </w:rPr>
-        <w:t xml:space="preserve">حالة المقاييس الخمسة عشر في معيار القبول قبل وبعد.</w:t>
+        <w:t xml:space="preserve">حالة المقاييس الستة عشر في معيار القبول قبل وبعد.</w:t>
       </w:r>
     </w:p>
     <w:p>
